--- a/‏‏מטלת סיום - סיכום העבודה - אליה לוין.docx
+++ b/‏‏מטלת סיום - סיכום העבודה - אליה לוין.docx
@@ -9,7 +9,7 @@
         <w:ind w:left="0"/>
         <w:jc w:val="both"/>
         <w:rPr>
-          <w:rFonts w:ascii="David" w:hAnsi="David" w:cs="David"/>
+          <w:rFonts w:ascii="David" w:hAnsi="David" w:cs="David" w:hint="cs"/>
           <w:b/>
           <w:bCs/>
           <w:sz w:val="28"/>
@@ -930,7 +930,7 @@
       <w:pPr>
         <w:pStyle w:val="ListParagraph"/>
         <w:numPr>
-          <w:ilvl w:val="0"/>
+          <w:ilvl w:val="1"/>
           <w:numId w:val="26"/>
         </w:numPr>
         <w:spacing w:line="360" w:lineRule="auto"/>
@@ -943,13 +943,92 @@
       </w:pPr>
       <w:r>
         <w:rPr>
-          <w:rFonts w:ascii="Cambria Math" w:hAnsi="Cambria Math" w:cs="David" w:hint="cs"/>
-          <w:sz w:val="24"/>
-          <w:szCs w:val="24"/>
-          <w:rtl/>
-        </w:rPr>
-        <w:t>מהם</w:t>
-      </w:r>
+          <w:rFonts w:ascii="Cambria Math" w:hAnsi="Cambria Math" w:cs="David"/>
+          <w:sz w:val="24"/>
+          <w:szCs w:val="24"/>
+        </w:rPr>
+        <w:t xml:space="preserve">Shepherd, S. (2020). Continent Polygons (Version 3). figshare. </w:t>
+      </w:r>
+      <w:hyperlink r:id="rId13" w:history="1">
+        <w:r>
+          <w:rPr>
+            <w:rStyle w:val="Hyperlink"/>
+            <w:rFonts w:ascii="Cambria Math" w:hAnsi="Cambria Math" w:cs="David"/>
+            <w:sz w:val="24"/>
+            <w:szCs w:val="24"/>
+          </w:rPr>
+          <w:t>https://doi.org/10.6084/m9.figshare.12555170.v3</w:t>
+        </w:r>
+      </w:hyperlink>
+    </w:p>
+    <w:p>
+      <w:pPr>
+        <w:pStyle w:val="ListParagraph"/>
+        <w:numPr>
+          <w:ilvl w:val="1"/>
+          <w:numId w:val="26"/>
+        </w:numPr>
+        <w:spacing w:line="360" w:lineRule="auto"/>
+        <w:jc w:val="both"/>
+        <w:rPr>
+          <w:rFonts w:ascii="Cambria Math" w:hAnsi="Cambria Math" w:cs="David"/>
+          <w:sz w:val="24"/>
+          <w:szCs w:val="24"/>
+        </w:rPr>
+      </w:pPr>
+      <w:r>
+        <w:rPr>
+          <w:rFonts w:ascii="Cambria Math" w:hAnsi="Cambria Math" w:cs="David"/>
+          <w:sz w:val="24"/>
+          <w:szCs w:val="24"/>
+        </w:rPr>
+        <w:t>World Bank. (</w:t>
+      </w:r>
+      <w:r>
+        <w:rPr>
+          <w:rFonts w:ascii="Cambria Math" w:hAnsi="Cambria Math" w:cs="David"/>
+          <w:sz w:val="24"/>
+          <w:szCs w:val="24"/>
+        </w:rPr>
+        <w:t>13 July, 2026</w:t>
+      </w:r>
+      <w:r>
+        <w:rPr>
+          <w:rFonts w:ascii="Cambria Math" w:hAnsi="Cambria Math" w:cs="David"/>
+          <w:sz w:val="24"/>
+          <w:szCs w:val="24"/>
+        </w:rPr>
+        <w:t xml:space="preserve">). </w:t>
+      </w:r>
+      <w:r>
+        <w:rPr>
+          <w:rFonts w:ascii="Cambria Math" w:hAnsi="Cambria Math" w:cs="David"/>
+          <w:i/>
+          <w:iCs/>
+          <w:sz w:val="24"/>
+          <w:szCs w:val="24"/>
+        </w:rPr>
+        <w:t>GDP (current US$) (Indicator NY.GDP.MKTP.CD)</w:t>
+      </w:r>
+      <w:r>
+        <w:rPr>
+          <w:rFonts w:ascii="Cambria Math" w:hAnsi="Cambria Math" w:cs="David"/>
+          <w:sz w:val="24"/>
+          <w:szCs w:val="24"/>
+        </w:rPr>
+        <w:t xml:space="preserve">. World Development Indicators. Retrieved July 29, 2026, from </w:t>
+      </w:r>
+      <w:hyperlink r:id="rId14" w:tgtFrame="_new" w:history="1">
+        <w:r>
+          <w:rPr>
+            <w:rStyle w:val="Hyperlink"/>
+            <w:rFonts w:ascii="Cambria Math" w:hAnsi="Cambria Math" w:cs="David"/>
+            <w:sz w:val="24"/>
+            <w:szCs w:val="24"/>
+          </w:rPr>
+          <w:t>https://data.worldbank.org/indicator/NY.GDP.MKTP.CD</w:t>
+        </w:r>
+      </w:hyperlink>
     </w:p>
     <w:p>
       <w:pPr>
@@ -964,6 +1043,31 @@
           <w:rFonts w:ascii="Cambria Math" w:hAnsi="Cambria Math" w:cs="David"/>
           <w:sz w:val="24"/>
           <w:szCs w:val="24"/>
+        </w:rPr>
+      </w:pPr>
+      <w:r>
+        <w:rPr>
+          <w:rFonts w:ascii="Cambria Math" w:hAnsi="Cambria Math" w:cs="David" w:hint="cs"/>
+          <w:sz w:val="24"/>
+          <w:szCs w:val="24"/>
+          <w:rtl/>
+        </w:rPr>
+        <w:t>מהם</w:t>
+      </w:r>
+    </w:p>
+    <w:p>
+      <w:pPr>
+        <w:pStyle w:val="ListParagraph"/>
+        <w:numPr>
+          <w:ilvl w:val="0"/>
+          <w:numId w:val="26"/>
+        </w:numPr>
+        <w:spacing w:line="360" w:lineRule="auto"/>
+        <w:jc w:val="both"/>
+        <w:rPr>
+          <w:rFonts w:ascii="Cambria Math" w:hAnsi="Cambria Math" w:cs="David"/>
+          <w:sz w:val="24"/>
+          <w:szCs w:val="24"/>
           <w:rtl/>
         </w:rPr>
       </w:pPr>
@@ -1482,7 +1586,17 @@
           <w:szCs w:val="24"/>
           <w:rtl/>
         </w:rPr>
-        <w:t xml:space="preserve"> בתגובה לכך, ממשלת ישראל בחרה </w:t>
+        <w:t xml:space="preserve"> בתגובה לכך, ממשלת ישראל </w:t>
+      </w:r>
+      <w:r>
+        <w:rPr>
+          <w:rFonts w:ascii="Cambria Math" w:hAnsi="Cambria Math" w:cs="David" w:hint="cs"/>
+          <w:sz w:val="24"/>
+          <w:szCs w:val="24"/>
+          <w:rtl/>
+        </w:rPr>
+        <w:lastRenderedPageBreak/>
+        <w:t xml:space="preserve">בחרה </w:t>
       </w:r>
       <w:r>
         <w:rPr>
@@ -1672,17 +1786,7 @@
           <w:szCs w:val="24"/>
           <w:rtl/>
         </w:rPr>
-        <w:t xml:space="preserve">גרם לשינוי </w:t>
-      </w:r>
-      <w:r>
-        <w:rPr>
-          <w:rFonts w:ascii="Cambria Math" w:hAnsi="Cambria Math" w:cs="David" w:hint="cs"/>
-          <w:sz w:val="24"/>
-          <w:szCs w:val="24"/>
-          <w:rtl/>
-        </w:rPr>
-        <w:lastRenderedPageBreak/>
-        <w:t xml:space="preserve">במאזן הכלכלי באזור ולצמצום מרכז הכובד הכלכלי של ירוחם. מכיוון שהעיירה ממילא לא הייתה </w:t>
+        <w:t xml:space="preserve">גרם לשינוי במאזן הכלכלי באזור ולצמצום מרכז הכובד הכלכלי של ירוחם. מכיוון שהעיירה ממילא לא הייתה </w:t>
       </w:r>
       <w:r>
         <w:rPr>
@@ -2757,6 +2861,7 @@
           <w:szCs w:val="24"/>
           <w:rtl/>
         </w:rPr>
+        <w:lastRenderedPageBreak/>
         <w:t xml:space="preserve">שיקול מרכזי </w:t>
       </w:r>
       <w:r>
@@ -2878,7 +2983,6 @@
           <w:u w:val="single"/>
           <w:rtl/>
         </w:rPr>
-        <w:lastRenderedPageBreak/>
         <w:t>שיקולים מנוגדים למדיניות הממשלתית: גישה מבוססת</w:t>
       </w:r>
       <w:r>
@@ -3830,7 +3934,17 @@
           <w:szCs w:val="24"/>
           <w:rtl/>
         </w:rPr>
-        <w:t xml:space="preserve">השיח הציבורי סביב שיקום ניו אורלינס לאחר הוריקן קטרינה, כפי שעלה לדיון בעקבות מאמרו של </w:t>
+        <w:t xml:space="preserve">השיח </w:t>
+      </w:r>
+      <w:r>
+        <w:rPr>
+          <w:rFonts w:ascii="Cambria Math" w:hAnsi="Cambria Math" w:cs="David" w:hint="cs"/>
+          <w:sz w:val="24"/>
+          <w:szCs w:val="24"/>
+          <w:rtl/>
+        </w:rPr>
+        <w:lastRenderedPageBreak/>
+        <w:t xml:space="preserve">הציבורי סביב שיקום ניו אורלינס לאחר הוריקן קטרינה, כפי שעלה לדיון בעקבות מאמרו של </w:t>
       </w:r>
       <w:r>
         <w:rPr>
@@ -4038,17 +4152,7 @@
           <w:szCs w:val="24"/>
           <w:rtl/>
         </w:rPr>
-        <w:t xml:space="preserve"> טענתו </w:t>
-      </w:r>
-      <w:r>
-        <w:rPr>
-          <w:rFonts w:ascii="Cambria Math" w:hAnsi="Cambria Math" w:cs="David" w:hint="cs"/>
-          <w:sz w:val="24"/>
-          <w:szCs w:val="24"/>
-          <w:rtl/>
-        </w:rPr>
-        <w:lastRenderedPageBreak/>
-        <w:t xml:space="preserve">המרכזית הייתה כי </w:t>
+        <w:t xml:space="preserve"> טענתו המרכזית הייתה כי </w:t>
       </w:r>
       <w:r>
         <w:rPr>
@@ -4892,7 +4996,17 @@
           <w:szCs w:val="24"/>
           <w:rtl/>
         </w:rPr>
-        <w:t>שמביא לתמריץ לאוכלוסיות מוחלשות להישאר מחוץ למעגל העבודה ודווקא לאמץ מדיניות מבוססת-אדם שתשאף לחזק אוכלוסיות מוחלשות ישירות, ובאמצעות כך להביא גם למינוף הכלכלי של העיר.</w:t>
+        <w:t xml:space="preserve">שמביא לתמריץ לאוכלוסיות מוחלשות להישאר מחוץ למעגל העבודה ודווקא לאמץ </w:t>
+      </w:r>
+      <w:r>
+        <w:rPr>
+          <w:rFonts w:ascii="Cambria Math" w:hAnsi="Cambria Math" w:cs="David" w:hint="cs"/>
+          <w:sz w:val="24"/>
+          <w:szCs w:val="24"/>
+          <w:rtl/>
+        </w:rPr>
+        <w:lastRenderedPageBreak/>
+        <w:t>מדיניות מבוססת-אדם שתשאף לחזק אוכלוסיות מוחלשות ישירות, ובאמצעות כך להביא גם למינוף הכלכלי של העיר.</w:t>
       </w:r>
     </w:p>
     <w:p>
@@ -5080,7 +5194,6 @@
           <w:szCs w:val="24"/>
           <w:rtl/>
         </w:rPr>
-        <w:lastRenderedPageBreak/>
         <w:t xml:space="preserve">תחת גישה זו, ניתן להציע </w:t>
       </w:r>
       <w:r>
@@ -5796,7 +5909,17 @@
           <w:szCs w:val="24"/>
           <w:rtl/>
         </w:rPr>
-        <w:t>אפשר לאוכלוסייה המקומית כלים להשתלבות בשוק העבודה המודרני</w:t>
+        <w:t xml:space="preserve">אפשר לאוכלוסייה המקומית כלים להשתלבות בשוק </w:t>
+      </w:r>
+      <w:r>
+        <w:rPr>
+          <w:rFonts w:ascii="Cambria Math" w:hAnsi="Cambria Math" w:cs="David" w:hint="cs"/>
+          <w:sz w:val="24"/>
+          <w:szCs w:val="24"/>
+          <w:rtl/>
+        </w:rPr>
+        <w:lastRenderedPageBreak/>
+        <w:t>העבודה המודרני</w:t>
       </w:r>
       <w:r>
         <w:rPr>
@@ -6062,7 +6185,7 @@
         </w:rPr>
         <w:t xml:space="preserve"> </w:t>
       </w:r>
-      <w:hyperlink r:id="rId13" w:history="1">
+      <w:hyperlink r:id="rId15" w:history="1">
         <w:r>
           <w:rPr>
             <w:rStyle w:val="Hyperlink"/>
@@ -6118,7 +6241,7 @@
         </w:rPr>
         <w:t xml:space="preserve">, 185-203. </w:t>
       </w:r>
-      <w:hyperlink r:id="rId14" w:history="1">
+      <w:hyperlink r:id="rId16" w:history="1">
         <w:r>
           <w:rPr>
             <w:rStyle w:val="Hyperlink"/>
@@ -6196,7 +6319,7 @@
       <w:r>
         <w:t xml:space="preserve"> </w:t>
       </w:r>
-      <w:hyperlink r:id="rId15" w:history="1">
+      <w:hyperlink r:id="rId17" w:history="1">
         <w:r>
           <w:rPr>
             <w:rStyle w:val="Hyperlink"/>
@@ -6262,7 +6385,7 @@
         </w:rPr>
         <w:br/>
       </w:r>
-      <w:hyperlink r:id="rId16" w:history="1">
+      <w:hyperlink r:id="rId18" w:history="1">
         <w:r>
           <w:rPr>
             <w:rStyle w:val="Hyperlink"/>
@@ -6411,7 +6534,7 @@
         </w:rPr>
         <w:t xml:space="preserve"> </w:t>
       </w:r>
-      <w:hyperlink r:id="rId17" w:history="1">
+      <w:hyperlink r:id="rId19" w:history="1">
         <w:r>
           <w:rPr>
             <w:rStyle w:val="Hyperlink"/>
@@ -6469,7 +6592,7 @@
         </w:rPr>
         <w:t xml:space="preserve">. Brookings Institution. </w:t>
       </w:r>
-      <w:hyperlink r:id="rId18" w:tgtFrame="_new" w:history="1">
+      <w:hyperlink r:id="rId20" w:tgtFrame="_new" w:history="1">
         <w:r>
           <w:rPr>
             <w:rStyle w:val="Hyperlink"/>
@@ -6552,7 +6675,7 @@
         </w:rPr>
         <w:t xml:space="preserve"> </w:t>
       </w:r>
-      <w:hyperlink r:id="rId19" w:tgtFrame="_blank" w:tooltip="Persistent link using digital object identifier" w:history="1">
+      <w:hyperlink r:id="rId21" w:tgtFrame="_blank" w:tooltip="Persistent link using digital object identifier" w:history="1">
         <w:r>
           <w:rPr>
             <w:rStyle w:val="Hyperlink"/>
@@ -6612,7 +6735,7 @@
         </w:rPr>
         <w:t xml:space="preserve"> </w:t>
       </w:r>
-      <w:hyperlink r:id="rId20" w:tgtFrame="_new" w:history="1">
+      <w:hyperlink r:id="rId22" w:tgtFrame="_new" w:history="1">
         <w:r>
           <w:rPr>
             <w:rStyle w:val="Hyperlink"/>
@@ -6665,7 +6788,7 @@
         </w:rPr>
         <w:t xml:space="preserve">. נבו. </w:t>
       </w:r>
-      <w:hyperlink r:id="rId21" w:tgtFrame="_new" w:history="1">
+      <w:hyperlink r:id="rId23" w:tgtFrame="_new" w:history="1">
         <w:r>
           <w:rPr>
             <w:rStyle w:val="Hyperlink"/>
@@ -6690,7 +6813,7 @@
       </w:pPr>
     </w:p>
     <w:sectPr>
-      <w:headerReference w:type="first" r:id="rId22"/>
+      <w:headerReference w:type="first" r:id="rId24"/>
       <w:pgSz w:w="11906" w:h="16838"/>
       <w:pgMar w:top="1440" w:right="1701" w:bottom="1440" w:left="1701" w:header="709" w:footer="709" w:gutter="0"/>
       <w:cols w:space="708"/>
@@ -7043,7 +7166,7 @@
         <w:noProof/>
         <w:rtl/>
       </w:rPr>
-      <w:t>‏27/07/26</w:t>
+      <w:t>‏28/07/26</w:t>
     </w:r>
     <w:r>
       <w:rPr>
@@ -9741,7 +9864,7 @@
         <w:rFonts w:ascii="Symbol" w:eastAsiaTheme="minorHAnsi" w:hAnsi="Symbol" w:cs="David" w:hint="default"/>
       </w:rPr>
     </w:lvl>
-    <w:lvl w:ilvl="1" w:tplc="04090003" w:tentative="1">
+    <w:lvl w:ilvl="1" w:tplc="04090003">
       <w:start w:val="1"/>
       <w:numFmt w:val="bullet"/>
       <w:lvlText w:val="o"/>
@@ -10459,7 +10582,6 @@
   <w:style w:type="character" w:default="1" w:styleId="DefaultParagraphFont">
     <w:name w:val="Default Paragraph Font"/>
     <w:uiPriority w:val="1"/>
-    <w:semiHidden/>
     <w:unhideWhenUsed/>
   </w:style>
   <w:style w:type="table" w:default="1" w:styleId="TableNormal">
